--- a/熊猫成仙，从青竹山开始/第一卷 龙蛇起陆/第015章 买下丹的人第二天死了.docx
+++ b/熊猫成仙，从青竹山开始/第一卷 龙蛇起陆/第015章 买下丹的人第二天死了.docx
@@ -75,7 +75,7 @@
           <w:sz w:val="27"/>
           <w:szCs w:val="27"/>
         </w:rPr>
-        <w:t xml:space="preserve">厅里有人站起来往外走，走到一半又坐下。有人一直在算，手指在膝盖上点，点了很久，最后把手放下了。</w:t>
+        <w:t xml:space="preserve">厅里有人站起来往外走，走到一半又坐下。有人一直在算，手指在膝盖上点，一直点到锤子落下，最后把手放下了。</w:t>
       </w:r>
     </w:p>
     <w:p>
@@ -187,6 +187,20 @@
           <w:sz w:val="27"/>
           <w:szCs w:val="27"/>
         </w:rPr>
+        <w:t xml:space="preserve">不敢动，脑子没停。上辈子他见过一元起拍的场子，起价低，人挤得多，最后拍出来的价比标价还高。这儿不喊价，出价只用嘴，一屋子人都听得见是谁。</w:t>
+      </w:r>
+    </w:p>
+    <w:p>
+      <w:pPr>
+        <w:spacing w:line="468" w:lineRule="auto" w:after="149"/>
+        <w:ind w:firstLineChars="200" w:firstLine="540"/>
+      </w:pPr>
+      <w:r>
+        <w:rPr>
+          <w:rFonts w:ascii="Times New Roman" w:hAnsi="Times New Roman" w:eastAsia="宋体" w:cs="Times New Roman"/>
+          <w:sz w:val="27"/>
+          <w:szCs w:val="27"/>
+        </w:rPr>
         <w:t xml:space="preserve">“哼。”</w:t>
       </w:r>
     </w:p>
@@ -1363,7 +1377,7 @@
           <w:sz w:val="27"/>
           <w:szCs w:val="27"/>
         </w:rPr>
-        <w:t xml:space="preserve">竹长庚把手按在纸上，按了很久才抬起来。</w:t>
+        <w:t xml:space="preserve">竹长庚把手按在纸上，按到纸角起了皱才抬起来。</w:t>
       </w:r>
     </w:p>
     <w:p>
@@ -1685,7 +1699,7 @@
           <w:sz w:val="27"/>
           <w:szCs w:val="27"/>
         </w:rPr>
-        <w:t xml:space="preserve">他看了很久，一个字也不认得。</w:t>
+        <w:t xml:space="preserve">他把那张纸翻过来又翻过去，一个字也不认得。</w:t>
       </w:r>
     </w:p>
     <w:p>
